--- a/templates/exclusividade_digital_sem_testemunhas.docx
+++ b/templates/exclusividade_digital_sem_testemunhas.docx
@@ -1086,28 +1086,6 @@
     </w:p>
     <w:p>
       <w:pPr>
-        <w:pStyle w:val="SemEspaamento"/>
-        <w:jc w:val="center"/>
-        <w:rPr>
-          <w:b/>
-          <w:sz w:val="24"/>
-          <w:szCs w:val="24"/>
-        </w:rPr>
-      </w:pPr>
-    </w:p>
-    <w:p>
-      <w:pPr>
-        <w:pStyle w:val="SemEspaamento"/>
-        <w:jc w:val="center"/>
-        <w:rPr>
-          <w:b/>
-          <w:sz w:val="24"/>
-          <w:szCs w:val="24"/>
-        </w:rPr>
-      </w:pPr>
-    </w:p>
-    <w:p>
-      <w:pPr>
         <w:jc w:val="center"/>
         <w:rPr>
           <w:rFonts w:asciiTheme="minorHAnsi" w:hAnsiTheme="minorHAnsi"/>
